--- a/Источники/Указатель_страниц.docx
+++ b/Источники/Указатель_страниц.docx
@@ -253,7 +253,7 @@
           </w:tcPr>
           <w:p>
             <w:r>
-              <w:t>Kruskal, 1964</w:t>
+              <w:t>Meulman, заметка о статьях Kruskal (1964), Psychometrika Society</w:t>
             </w:r>
           </w:p>
         </w:tc>
@@ -263,7 +263,7 @@
           </w:tcPr>
           <w:p>
             <w:r>
-              <w:t>нет файла (платный)</w:t>
+              <w:t>[4] Meulman …pdf</w:t>
             </w:r>
           </w:p>
         </w:tc>
@@ -273,7 +273,7 @@
           </w:tcPr>
           <w:p>
             <w:r>
-              <w:t>—</w:t>
+              <w:t>стр. PDF = стр. заметки</w:t>
             </w:r>
           </w:p>
         </w:tc>
@@ -283,7 +283,7 @@
           </w:tcPr>
           <w:p>
             <w:r>
-              <w:t>см. примечание ниже</w:t>
+              <w:t>с. 2 → PDF 2</w:t>
             </w:r>
           </w:p>
         </w:tc>
@@ -614,7 +614,7 @@
         <w:pStyle w:val="ListBullet"/>
       </w:pPr>
       <w:r>
-        <w:t>[4] Kruskal (1964): статья платная (Psychometrika, DOI 10.1007/BF02289565), полного текста у меня нет, поэтому в папке её нет. Из неё в отчёте оставлено только то, что есть в аннотации (с. 1). Полный PDF нужно взять в библиотеке вуза.</w:t>
+        <w:t>[4] Статья Kruskal (1964) платная; вместо неё в отчёте использована свободно доступная заметка Meulman J. J. «Nonmetric multidimensional scaling» (4 с.), которая излагает эти статьи: определение MDS, формулу классического MDS, неметрическое MDS и функцию потерь stress (с. 1–3).</w:t>
       </w:r>
     </w:p>
     <w:p>

--- a/Источники/Указатель_страниц.docx
+++ b/Источники/Указатель_страниц.docx
@@ -12,7 +12,7 @@
     </w:p>
     <w:p>
       <w:r>
-        <w:t>В папке «Источники» лежат PDF-файлы статей и книги, на которые ведут гиперссылки отчёта. Рядом с каждой ссылкой в тексте отчёта указан номер страницы по нумерации самой статьи/книги. В PDF-просмотрщике нужно открыть страницу с номером из последнего столбца (формула сдвига приведена в таблице). Подробная сверка каждого абзаца — в файле «Проверка_по_источникам.docx» (там страница и цитата из источника).</w:t>
+        <w:t>В папке «Источники» лежат PDF-файлы статей и книги, на которые ведут гиперссылки отчёта. Фрагменты, на которых основан текст отчёта, выделены в PDF жёлтым цветом и подписаны красной меткой на полях справа (например, §2.1-3). Та же метка стоит в отчёте рядом со ссылкой: «[2] с. 112–113 (метка §2.1-2)». Чтобы проверить абзац: найдите метку в отчёте → откройте нужный PDF → перейдите на страницу (формула сдвига — в таблице ниже) → найдите такую же метку. Страница и дословный текст выделения по каждому абзацу — в файле «Проверка_по_источникам.docx».</w:t>
       </w:r>
     </w:p>
     <w:tbl>
